--- a/Course Build Prompt/Course Build Prompt v2.docx
+++ b/Course Build Prompt/Course Build Prompt v2.docx
@@ -184,10 +184,7 @@
           </w:tcPr>
           <w:p>
             <w:r>
-              <w:rPr>
-                <w:sz w:val="18"/>
-              </w:rPr>
-              <w:t>3.0</w:t>
+              <w:t>3.1</w:t>
             </w:r>
           </w:p>
         </w:tc>
@@ -2846,7 +2843,70 @@
         </w:numPr>
       </w:pPr>
       <w:r>
-        <w:t>Video, transcript and caption filenames must be validated during Stage 1.</w:t>
+        <w:t>Video filenames, consolidated transcript document headings and caption filenames must be validated during Stage 1.</w:t>
+      </w:r>
+    </w:p>
+    <w:p>
+      <w:r>
+        <w:t>- One consolidated transcript Word document may be supplied for each audience-language combination.</w:t>
+      </w:r>
+    </w:p>
+    <w:p>
+      <w:r>
+        <w:t>- The document must contain a separate, clearly labelled heading for every video, identifying the video title, filename or Screen ID where the transcript must be used.</w:t>
+      </w:r>
+    </w:p>
+    <w:p>
+      <w:r>
+        <w:t>- During Stage 1, parse the headings and map each transcript section to the correct video screen. Do not assume mapping from document order alone.</w:t>
+      </w:r>
+    </w:p>
+    <w:p>
+      <w:r>
+        <w:t>- If a heading is missing, duplicated or cannot be matched confidently, report it in the Build Validation and Risk Report before development.</w:t>
+      </w:r>
+    </w:p>
+    <w:p>
+      <w:r>
+        <w:t>- Preserve all transcript wording and timestamps verbatim. Do not merge transcript sections across videos.</w:t>
+      </w:r>
+    </w:p>
+    <w:p>
+      <w:pPr>
+        <w:pStyle w:val="Heading3"/>
+      </w:pPr>
+      <w:r>
+        <w:t>Resources Folder</w:t>
+      </w:r>
+    </w:p>
+    <w:p>
+      <w:r>
+        <w:t>- The /resources folder contains author-provided downloadable learner materials, including infographics, job aids, checklists, reference documents and the course summary PDF.</w:t>
+      </w:r>
+    </w:p>
+    <w:p>
+      <w:r>
+        <w:t>- Resources are audience-specific and must be packaged only with the relevant audience package.</w:t>
+      </w:r>
+    </w:p>
+    <w:p>
+      <w:r>
+        <w:t>- Current expected downloadable infographic inventory: 2 for Community Health Worker (CHW) and 3 for Health Care Professional (HCP / Nurse-GP).</w:t>
+      </w:r>
+    </w:p>
+    <w:p>
+      <w:r>
+        <w:t>- Automatically discover and catalogue every file in /resources during Stage 1, then create a Resource Usage Table showing audience, filename, display title, file type, intended location and validation status.</w:t>
+      </w:r>
+    </w:p>
+    <w:p>
+      <w:r>
+        <w:t>- Missing, invalid, duplicate or unassigned resources must be reported in the Build Validation and Risk Report.</w:t>
+      </w:r>
+    </w:p>
+    <w:p>
+      <w:r>
+        <w:t>- Use the author-provided filename and file as supplied. Do not recreate, merge, rename or materially alter a downloadable infographic without approval.</w:t>
       </w:r>
     </w:p>
     <w:p>
@@ -3015,6 +3075,11 @@
       </w:r>
     </w:p>
     <w:p>
+      <w:r>
+        <w:t>- Generate the Resource Usage Table.</w:t>
+      </w:r>
+    </w:p>
+    <w:p>
       <w:pPr>
         <w:pStyle w:val="ListBullet"/>
       </w:pPr>
@@ -3179,6 +3244,16 @@
       </w:pPr>
       <w:r>
         <w:t>Missing images, missing media, unassigned assets and broken asset references.</w:t>
+      </w:r>
+    </w:p>
+    <w:p>
+      <w:r>
+        <w:t>- Missing, duplicated or unmatched transcript headings within each consolidated transcript Word document.</w:t>
+      </w:r>
+    </w:p>
+    <w:p>
+      <w:r>
+        <w:t>- Missing, invalid, duplicate or unassigned downloadable resources, including validation against the expected inventory of 2 CHW and 3 HCP infographics.</w:t>
       </w:r>
     </w:p>
     <w:p>
@@ -6004,7 +6079,7 @@
         <w:pStyle w:val="ListBullet"/>
       </w:pPr>
       <w:r>
-        <w:t>Downloadable one-page course summary PDF (job aid). Bundled in the package as resources/course-summary.pdf (or resources/&lt;audience&gt;-course-summary.pdf for a combined multi-audience package) and linked from a Download course summary (PDF) button on the completion screen; an author-provided PDF overrides an auto-generated version. Ship the button wired to that exact path even before the final PDF is supplied — drop the finished file in at the same filename and it serves automatically.</w:t>
+        <w:t>- Downloadable one-page course summary PDF (job aid). Bundle it in the package resources folder and link it from a Download course summary (PDF) button. An author-provided PDF overrides an auto-generated version. The course summary is separate from the downloadable infographic library defined in Section 10.3.</w:t>
       </w:r>
     </w:p>
     <w:p>
@@ -6845,6 +6920,11 @@
       </w:r>
     </w:p>
     <w:p>
+      <w:r>
+        <w:t>- Final Resource Usage Table covering all downloadable infographics and job aids.</w:t>
+      </w:r>
+    </w:p>
+    <w:p>
       <w:pPr>
         <w:pStyle w:val="ListBullet"/>
       </w:pPr>
@@ -7076,6 +7156,14 @@
     </w:p>
     <w:p>
       <w:pPr>
+        <w:pStyle w:val="ListBullet"/>
+      </w:pPr>
+      <w:r>
+        <w:t>A build was found where the single required-to-continue is.mcq screen locked permanently on an incorrect answer: the option that was tapped and the correct option stayed marked, every option became unclickable, and the gated Continue button had no other way to unlock, with no “Try again” affordance anywhere on the screen — an unrecoverable dead end for any learner who answered wrong once. is.mcq must offer the same retry pattern already used on is.knowledge: on an incorrect answer, show the feedback and a “Try again” button that clears the locked state so the learner can reselect; only a correct answer unlocks the gate. Check every gated single-answer interaction for a working wrong-answer recovery path, not just the knowledge check that already had one.</w:t>
+      </w:r>
+    </w:p>
+    <w:p>
+      <w:pPr>
         <w:pStyle w:val="Heading2"/>
       </w:pPr>
       <w:r>
@@ -7342,6 +7430,14 @@
       <w:pPr/>
       <w:r>
         <w:t>Example (working, from the prostate cancer build): {"data": {"question": "…", "options": ["…", "…", "…", "…"], "correctIndex": 1, "explanation": "…", "badgeName": "…"}}</w:t>
+      </w:r>
+    </w:p>
+    <w:p>
+      <w:pPr>
+        <w:pStyle w:val="ListBullet"/>
+      </w:pPr>
+      <w:r>
+        <w:t>On an incorrect answer, lock the tapped and correct options as shown but also present a Try again button that clears the locked state so the learner can reselect — an incorrect answer must never be a dead end with no way to continue. Only a correct answer unlocks the gate and awards badgeName.</w:t>
       </w:r>
     </w:p>
     <w:p>
@@ -8816,6 +8912,25 @@
             <w:hideMark/>
           </w:tcPr>
           <w:p>
+            <w:r>
+              <w:t>Transcript Source Document and Heading</w:t>
+            </w:r>
+          </w:p>
+        </w:tc>
+        <w:tc>
+          <w:tcPr>
+            <w:tcW w:w="1675" w:type="dxa"/>
+            <w:tcBorders>
+              <w:top w:val="single" w:sz="6" w:space="0" w:color="auto"/>
+              <w:left w:val="single" w:sz="6" w:space="0" w:color="auto"/>
+              <w:bottom w:val="single" w:sz="6" w:space="0" w:color="auto"/>
+              <w:right w:val="single" w:sz="6" w:space="0" w:color="auto"/>
+            </w:tcBorders>
+            <w:shd w:val="clear" w:color="auto" w:fill="17324D"/>
+            <w:vAlign w:val="center"/>
+            <w:hideMark/>
+          </w:tcPr>
+          <w:p>
             <w:pPr>
               <w:spacing w:after="0" w:line="240" w:lineRule="auto"/>
               <w:jc w:val="center"/>
@@ -8834,13 +8949,13 @@
                 <w:bCs/>
                 <w:color w:val="FFFFFF" w:themeColor="background1"/>
               </w:rPr>
-              <w:t>Transcript File</w:t>
-            </w:r>
-          </w:p>
-        </w:tc>
-        <w:tc>
-          <w:tcPr>
-            <w:tcW w:w="1675" w:type="dxa"/>
+              <w:t>Caption File</w:t>
+            </w:r>
+          </w:p>
+        </w:tc>
+        <w:tc>
+          <w:tcPr>
+            <w:tcW w:w="804" w:type="dxa"/>
             <w:tcBorders>
               <w:top w:val="single" w:sz="6" w:space="0" w:color="auto"/>
               <w:left w:val="single" w:sz="6" w:space="0" w:color="auto"/>
@@ -8870,42 +8985,6 @@
                 <w:bCs/>
                 <w:color w:val="FFFFFF" w:themeColor="background1"/>
               </w:rPr>
-              <w:t>Caption File</w:t>
-            </w:r>
-          </w:p>
-        </w:tc>
-        <w:tc>
-          <w:tcPr>
-            <w:tcW w:w="804" w:type="dxa"/>
-            <w:tcBorders>
-              <w:top w:val="single" w:sz="6" w:space="0" w:color="auto"/>
-              <w:left w:val="single" w:sz="6" w:space="0" w:color="auto"/>
-              <w:bottom w:val="single" w:sz="6" w:space="0" w:color="auto"/>
-              <w:right w:val="single" w:sz="6" w:space="0" w:color="auto"/>
-            </w:tcBorders>
-            <w:shd w:val="clear" w:color="auto" w:fill="17324D"/>
-            <w:vAlign w:val="center"/>
-            <w:hideMark/>
-          </w:tcPr>
-          <w:p>
-            <w:pPr>
-              <w:spacing w:after="0" w:line="240" w:lineRule="auto"/>
-              <w:jc w:val="center"/>
-              <w:textAlignment w:val="baseline"/>
-              <w:rPr>
-                <w:rFonts w:ascii="Times New Roman" w:eastAsia="Times New Roman" w:hAnsi="Times New Roman" w:cs="Times New Roman"/>
-                <w:color w:val="FFFFFF" w:themeColor="background1"/>
-                <w:sz w:val="24"/>
-                <w:szCs w:val="24"/>
-                <w:lang w:eastAsia="zh-TW"/>
-              </w:rPr>
-            </w:pPr>
-            <w:r>
-              <w:rPr>
-                <w:b/>
-                <w:bCs/>
-                <w:color w:val="FFFFFF" w:themeColor="background1"/>
-              </w:rPr>
               <w:t>Required</w:t>
             </w:r>
           </w:p>
@@ -9077,6 +9156,25 @@
             <w:hideMark/>
           </w:tcPr>
           <w:p>
+            <w:r>
+              <w:t>NurseGP_English_Transcripts.docx → heading: “Patient Story”</w:t>
+            </w:r>
+          </w:p>
+        </w:tc>
+        <w:tc>
+          <w:tcPr>
+            <w:tcW w:w="1675" w:type="dxa"/>
+            <w:tcBorders>
+              <w:top w:val="single" w:sz="6" w:space="0" w:color="auto"/>
+              <w:left w:val="single" w:sz="6" w:space="0" w:color="auto"/>
+              <w:bottom w:val="single" w:sz="6" w:space="0" w:color="auto"/>
+              <w:right w:val="single" w:sz="6" w:space="0" w:color="auto"/>
+            </w:tcBorders>
+            <w:shd w:val="clear" w:color="auto" w:fill="FFFFFF"/>
+            <w:vAlign w:val="center"/>
+            <w:hideMark/>
+          </w:tcPr>
+          <w:p>
             <w:pPr>
               <w:spacing w:after="0" w:line="240" w:lineRule="auto"/>
               <w:textAlignment w:val="baseline"/>
@@ -9088,13 +9186,13 @@
               </w:rPr>
             </w:pPr>
             <w:r>
-              <w:t>nursegp_en_video1_transcript.docx</w:t>
-            </w:r>
-          </w:p>
-        </w:tc>
-        <w:tc>
-          <w:tcPr>
-            <w:tcW w:w="1675" w:type="dxa"/>
+              <w:t>nurse_en_video1.vtt</w:t>
+            </w:r>
+          </w:p>
+        </w:tc>
+        <w:tc>
+          <w:tcPr>
+            <w:tcW w:w="804" w:type="dxa"/>
             <w:tcBorders>
               <w:top w:val="single" w:sz="6" w:space="0" w:color="auto"/>
               <w:left w:val="single" w:sz="6" w:space="0" w:color="auto"/>
@@ -9117,7 +9215,162 @@
               </w:rPr>
             </w:pPr>
             <w:r>
-              <w:t>nurse_en_video1.vtt</w:t>
+              <w:t>Yes</w:t>
+            </w:r>
+          </w:p>
+        </w:tc>
+        <w:tc>
+          <w:tcPr>
+            <w:tcW w:w="543" w:type="dxa"/>
+            <w:tcBorders>
+              <w:top w:val="single" w:sz="6" w:space="0" w:color="auto"/>
+              <w:left w:val="single" w:sz="6" w:space="0" w:color="auto"/>
+              <w:bottom w:val="single" w:sz="6" w:space="0" w:color="auto"/>
+              <w:right w:val="single" w:sz="6" w:space="0" w:color="auto"/>
+            </w:tcBorders>
+            <w:shd w:val="clear" w:color="auto" w:fill="FFFFFF"/>
+            <w:vAlign w:val="center"/>
+          </w:tcPr>
+          <w:p>
+            <w:pPr>
+              <w:spacing w:after="0" w:line="240" w:lineRule="auto"/>
+              <w:textAlignment w:val="baseline"/>
+            </w:pPr>
+            <w:r>
+              <w:t>Yes</w:t>
+            </w:r>
+          </w:p>
+        </w:tc>
+      </w:tr>
+      <w:tr>
+        <w:trPr>
+          <w:trHeight w:val="300"/>
+        </w:trPr>
+        <w:tc>
+          <w:tcPr>
+            <w:tcW w:w="836" w:type="dxa"/>
+            <w:tcBorders>
+              <w:top w:val="single" w:sz="6" w:space="0" w:color="auto"/>
+              <w:left w:val="single" w:sz="6" w:space="0" w:color="auto"/>
+              <w:bottom w:val="single" w:sz="6" w:space="0" w:color="auto"/>
+              <w:right w:val="single" w:sz="6" w:space="0" w:color="auto"/>
+            </w:tcBorders>
+            <w:shd w:val="clear" w:color="auto" w:fill="FFFFFF"/>
+            <w:vAlign w:val="center"/>
+          </w:tcPr>
+          <w:p>
+            <w:pPr>
+              <w:spacing w:after="0" w:line="240" w:lineRule="auto"/>
+              <w:textAlignment w:val="baseline"/>
+            </w:pPr>
+            <w:r>
+              <w:t>Nurse / GP</w:t>
+            </w:r>
+          </w:p>
+        </w:tc>
+        <w:tc>
+          <w:tcPr>
+            <w:tcW w:w="846" w:type="dxa"/>
+            <w:tcBorders>
+              <w:top w:val="single" w:sz="6" w:space="0" w:color="auto"/>
+              <w:left w:val="single" w:sz="6" w:space="0" w:color="auto"/>
+              <w:bottom w:val="single" w:sz="6" w:space="0" w:color="auto"/>
+              <w:right w:val="single" w:sz="6" w:space="0" w:color="auto"/>
+            </w:tcBorders>
+            <w:shd w:val="clear" w:color="auto" w:fill="FFFFFF"/>
+            <w:vAlign w:val="center"/>
+          </w:tcPr>
+          <w:p>
+            <w:pPr>
+              <w:spacing w:after="0" w:line="240" w:lineRule="auto"/>
+              <w:textAlignment w:val="baseline"/>
+            </w:pPr>
+            <w:r>
+              <w:t>English</w:t>
+            </w:r>
+          </w:p>
+        </w:tc>
+        <w:tc>
+          <w:tcPr>
+            <w:tcW w:w="627" w:type="dxa"/>
+            <w:tcBorders>
+              <w:top w:val="single" w:sz="6" w:space="0" w:color="auto"/>
+              <w:left w:val="single" w:sz="6" w:space="0" w:color="auto"/>
+              <w:bottom w:val="single" w:sz="6" w:space="0" w:color="auto"/>
+              <w:right w:val="single" w:sz="6" w:space="0" w:color="auto"/>
+            </w:tcBorders>
+            <w:shd w:val="clear" w:color="auto" w:fill="FFFFFF"/>
+            <w:vAlign w:val="center"/>
+          </w:tcPr>
+          <w:p>
+            <w:pPr>
+              <w:spacing w:after="0" w:line="240" w:lineRule="auto"/>
+              <w:textAlignment w:val="baseline"/>
+            </w:pPr>
+            <w:r>
+              <w:t>Screening Demo</w:t>
+            </w:r>
+          </w:p>
+        </w:tc>
+        <w:tc>
+          <w:tcPr>
+            <w:tcW w:w="1837" w:type="dxa"/>
+            <w:tcBorders>
+              <w:top w:val="single" w:sz="6" w:space="0" w:color="auto"/>
+              <w:left w:val="single" w:sz="6" w:space="0" w:color="auto"/>
+              <w:bottom w:val="single" w:sz="6" w:space="0" w:color="auto"/>
+              <w:right w:val="single" w:sz="6" w:space="0" w:color="auto"/>
+            </w:tcBorders>
+            <w:shd w:val="clear" w:color="auto" w:fill="FFFFFF"/>
+            <w:vAlign w:val="center"/>
+          </w:tcPr>
+          <w:p>
+            <w:pPr>
+              <w:spacing w:after="0" w:line="240" w:lineRule="auto"/>
+              <w:textAlignment w:val="baseline"/>
+            </w:pPr>
+            <w:r>
+              <w:t>nursegp_en_video2.mp4</w:t>
+            </w:r>
+          </w:p>
+        </w:tc>
+        <w:tc>
+          <w:tcPr>
+            <w:tcW w:w="2752" w:type="dxa"/>
+            <w:tcBorders>
+              <w:top w:val="single" w:sz="6" w:space="0" w:color="auto"/>
+              <w:left w:val="single" w:sz="6" w:space="0" w:color="auto"/>
+              <w:bottom w:val="single" w:sz="6" w:space="0" w:color="auto"/>
+              <w:right w:val="single" w:sz="6" w:space="0" w:color="auto"/>
+            </w:tcBorders>
+            <w:shd w:val="clear" w:color="auto" w:fill="FFFFFF"/>
+            <w:vAlign w:val="center"/>
+          </w:tcPr>
+          <w:p>
+            <w:r>
+              <w:t>NurseGP_English_Transcripts.docx → heading: “Screening Demo”</w:t>
+            </w:r>
+          </w:p>
+        </w:tc>
+        <w:tc>
+          <w:tcPr>
+            <w:tcW w:w="1675" w:type="dxa"/>
+            <w:tcBorders>
+              <w:top w:val="single" w:sz="6" w:space="0" w:color="auto"/>
+              <w:left w:val="single" w:sz="6" w:space="0" w:color="auto"/>
+              <w:bottom w:val="single" w:sz="6" w:space="0" w:color="auto"/>
+              <w:right w:val="single" w:sz="6" w:space="0" w:color="auto"/>
+            </w:tcBorders>
+            <w:shd w:val="clear" w:color="auto" w:fill="FFFFFF"/>
+            <w:vAlign w:val="center"/>
+          </w:tcPr>
+          <w:p>
+            <w:pPr>
+              <w:spacing w:after="0" w:line="240" w:lineRule="auto"/>
+              <w:textAlignment w:val="baseline"/>
+            </w:pPr>
+            <w:r>
+              <w:t>nurse_en_video2.vtt</w:t>
             </w:r>
           </w:p>
         </w:tc>
@@ -9132,18 +9385,11 @@
             </w:tcBorders>
             <w:shd w:val="clear" w:color="auto" w:fill="FFFFFF"/>
             <w:vAlign w:val="center"/>
-            <w:hideMark/>
           </w:tcPr>
           <w:p>
             <w:pPr>
               <w:spacing w:after="0" w:line="240" w:lineRule="auto"/>
               <w:textAlignment w:val="baseline"/>
-              <w:rPr>
-                <w:rFonts w:ascii="Times New Roman" w:eastAsia="Times New Roman" w:hAnsi="Times New Roman" w:cs="Times New Roman"/>
-                <w:sz w:val="24"/>
-                <w:szCs w:val="24"/>
-                <w:lang w:eastAsia="zh-TW"/>
-              </w:rPr>
             </w:pPr>
             <w:r>
               <w:t>Yes</w:t>
@@ -9168,7 +9414,7 @@
               <w:textAlignment w:val="baseline"/>
             </w:pPr>
             <w:r>
-              <w:t>Yes</w:t>
+              <w:t>No</w:t>
             </w:r>
           </w:p>
         </w:tc>
@@ -9195,6 +9441,7 @@
               <w:textAlignment w:val="baseline"/>
             </w:pPr>
             <w:r>
+              <w:lastRenderedPageBreak/>
               <w:t>Nurse / GP</w:t>
             </w:r>
           </w:p>
@@ -9217,7 +9464,7 @@
               <w:textAlignment w:val="baseline"/>
             </w:pPr>
             <w:r>
-              <w:t>English</w:t>
+              <w:t>French</w:t>
             </w:r>
           </w:p>
         </w:tc>
@@ -9239,7 +9486,7 @@
               <w:textAlignment w:val="baseline"/>
             </w:pPr>
             <w:r>
-              <w:t>Screening Demo</w:t>
+              <w:t>Patient Story</w:t>
             </w:r>
           </w:p>
         </w:tc>
@@ -9261,7 +9508,7 @@
               <w:textAlignment w:val="baseline"/>
             </w:pPr>
             <w:r>
-              <w:t>nursegp_en_video2.mp4</w:t>
+              <w:t>nursegp_fr_video1.mp4</w:t>
             </w:r>
           </w:p>
         </w:tc>
@@ -9278,12 +9525,8 @@
             <w:vAlign w:val="center"/>
           </w:tcPr>
           <w:p>
-            <w:pPr>
-              <w:spacing w:after="0" w:line="240" w:lineRule="auto"/>
-              <w:textAlignment w:val="baseline"/>
-            </w:pPr>
-            <w:r>
-              <w:t>nursegp_en_video2_transcript.docx</w:t>
+            <w:r>
+              <w:t>NurseGP_French_Transcripts.docx → heading: “Patient Story”</w:t>
             </w:r>
           </w:p>
         </w:tc>
@@ -9305,7 +9548,7 @@
               <w:textAlignment w:val="baseline"/>
             </w:pPr>
             <w:r>
-              <w:t>nurse_en_video2.vtt</w:t>
+              <w:t>nurse_fr_video1.vtt</w:t>
             </w:r>
           </w:p>
         </w:tc>
@@ -9349,7 +9592,7 @@
               <w:textAlignment w:val="baseline"/>
             </w:pPr>
             <w:r>
-              <w:t>No</w:t>
+              <w:t>Yes</w:t>
             </w:r>
           </w:p>
         </w:tc>
@@ -9376,7 +9619,6 @@
               <w:textAlignment w:val="baseline"/>
             </w:pPr>
             <w:r>
-              <w:lastRenderedPageBreak/>
               <w:t>Nurse / GP</w:t>
             </w:r>
           </w:p>
@@ -9421,7 +9663,7 @@
               <w:textAlignment w:val="baseline"/>
             </w:pPr>
             <w:r>
-              <w:t>Patient Story</w:t>
+              <w:t>Screening Demo</w:t>
             </w:r>
           </w:p>
         </w:tc>
@@ -9443,7 +9685,7 @@
               <w:textAlignment w:val="baseline"/>
             </w:pPr>
             <w:r>
-              <w:t>nursegp_fr_video1.mp4</w:t>
+              <w:t>nursegp_fr_video2.mp4</w:t>
             </w:r>
           </w:p>
         </w:tc>
@@ -9460,12 +9702,8 @@
             <w:vAlign w:val="center"/>
           </w:tcPr>
           <w:p>
-            <w:pPr>
-              <w:spacing w:after="0" w:line="240" w:lineRule="auto"/>
-              <w:textAlignment w:val="baseline"/>
-            </w:pPr>
-            <w:r>
-              <w:t>nursegp_fr_video1_transcript.docx</w:t>
+            <w:r>
+              <w:t>NurseGP_French_Transcripts.docx → heading: “Screening Demo”</w:t>
             </w:r>
           </w:p>
         </w:tc>
@@ -9487,7 +9725,7 @@
               <w:textAlignment w:val="baseline"/>
             </w:pPr>
             <w:r>
-              <w:t>nurse_fr_video1.vtt</w:t>
+              <w:t>nurse_fr_video2.vtt</w:t>
             </w:r>
           </w:p>
         </w:tc>
@@ -9531,7 +9769,7 @@
               <w:textAlignment w:val="baseline"/>
             </w:pPr>
             <w:r>
-              <w:t>Yes</w:t>
+              <w:t>No</w:t>
             </w:r>
           </w:p>
         </w:tc>
@@ -9558,7 +9796,7 @@
               <w:textAlignment w:val="baseline"/>
             </w:pPr>
             <w:r>
-              <w:t>Nurse / GP</w:t>
+              <w:t>CHW</w:t>
             </w:r>
           </w:p>
         </w:tc>
@@ -9580,7 +9818,7 @@
               <w:textAlignment w:val="baseline"/>
             </w:pPr>
             <w:r>
-              <w:t>French</w:t>
+              <w:t>English</w:t>
             </w:r>
           </w:p>
         </w:tc>
@@ -9602,7 +9840,7 @@
               <w:textAlignment w:val="baseline"/>
             </w:pPr>
             <w:r>
-              <w:t>Screening Demo</w:t>
+              <w:t>Community Story</w:t>
             </w:r>
           </w:p>
         </w:tc>
@@ -9624,7 +9862,7 @@
               <w:textAlignment w:val="baseline"/>
             </w:pPr>
             <w:r>
-              <w:t>nursegp_fr_video2.mp4</w:t>
+              <w:t>chw_en_video1.mp4</w:t>
             </w:r>
           </w:p>
         </w:tc>
@@ -9641,12 +9879,8 @@
             <w:vAlign w:val="center"/>
           </w:tcPr>
           <w:p>
-            <w:pPr>
-              <w:spacing w:after="0" w:line="240" w:lineRule="auto"/>
-              <w:textAlignment w:val="baseline"/>
-            </w:pPr>
-            <w:r>
-              <w:t>nursegp_fr_video2_transcript.docx</w:t>
+            <w:r>
+              <w:t>CHW_English_Transcripts.docx → heading: “Community Story”</w:t>
             </w:r>
           </w:p>
         </w:tc>
@@ -9668,7 +9902,7 @@
               <w:textAlignment w:val="baseline"/>
             </w:pPr>
             <w:r>
-              <w:t>nurse_fr_video2.vtt</w:t>
+              <w:t>chw_en_video1.vtt</w:t>
             </w:r>
           </w:p>
         </w:tc>
@@ -9712,7 +9946,7 @@
               <w:textAlignment w:val="baseline"/>
             </w:pPr>
             <w:r>
-              <w:t>No</w:t>
+              <w:t>Yes</w:t>
             </w:r>
           </w:p>
         </w:tc>
@@ -9783,7 +10017,7 @@
               <w:textAlignment w:val="baseline"/>
             </w:pPr>
             <w:r>
-              <w:t>Community Story</w:t>
+              <w:t>Referral Demo</w:t>
             </w:r>
           </w:p>
         </w:tc>
@@ -9805,7 +10039,7 @@
               <w:textAlignment w:val="baseline"/>
             </w:pPr>
             <w:r>
-              <w:t>chw_en_video1.mp4</w:t>
+              <w:t>chw_en_video2.mp4</w:t>
             </w:r>
           </w:p>
         </w:tc>
@@ -9822,12 +10056,8 @@
             <w:vAlign w:val="center"/>
           </w:tcPr>
           <w:p>
-            <w:pPr>
-              <w:spacing w:after="0" w:line="240" w:lineRule="auto"/>
-              <w:textAlignment w:val="baseline"/>
-            </w:pPr>
-            <w:r>
-              <w:t>chw_en_video1_transcript.docx</w:t>
+            <w:r>
+              <w:t>CHW_English_Transcripts.docx → heading: “Referral Demo”</w:t>
             </w:r>
           </w:p>
         </w:tc>
@@ -9849,7 +10079,7 @@
               <w:textAlignment w:val="baseline"/>
             </w:pPr>
             <w:r>
-              <w:t>chw_en_video1.vtt</w:t>
+              <w:t>chw_en_video2.vtt</w:t>
             </w:r>
           </w:p>
         </w:tc>
@@ -9893,7 +10123,7 @@
               <w:textAlignment w:val="baseline"/>
             </w:pPr>
             <w:r>
-              <w:t>Yes</w:t>
+              <w:t>No</w:t>
             </w:r>
           </w:p>
         </w:tc>
@@ -9942,7 +10172,7 @@
               <w:textAlignment w:val="baseline"/>
             </w:pPr>
             <w:r>
-              <w:t>English</w:t>
+              <w:t>Kinyarwanda</w:t>
             </w:r>
           </w:p>
         </w:tc>
@@ -9964,7 +10194,7 @@
               <w:textAlignment w:val="baseline"/>
             </w:pPr>
             <w:r>
-              <w:t>Referral Demo</w:t>
+              <w:t>Community Story</w:t>
             </w:r>
           </w:p>
         </w:tc>
@@ -9986,7 +10216,7 @@
               <w:textAlignment w:val="baseline"/>
             </w:pPr>
             <w:r>
-              <w:t>chw_en_video2.mp4</w:t>
+              <w:t>chw_rw_video1.mp4</w:t>
             </w:r>
           </w:p>
         </w:tc>
@@ -10003,12 +10233,8 @@
             <w:vAlign w:val="center"/>
           </w:tcPr>
           <w:p>
-            <w:pPr>
-              <w:spacing w:after="0" w:line="240" w:lineRule="auto"/>
-              <w:textAlignment w:val="baseline"/>
-            </w:pPr>
-            <w:r>
-              <w:t>chw_en_video2_transcript.docx</w:t>
+            <w:r>
+              <w:t>CHW_Kinyarwanda_Transcripts.docx → heading: “Community Story”</w:t>
             </w:r>
           </w:p>
         </w:tc>
@@ -10030,7 +10256,7 @@
               <w:textAlignment w:val="baseline"/>
             </w:pPr>
             <w:r>
-              <w:t>chw_en_video2.vtt</w:t>
+              <w:t>chw_rw_video1.vtt</w:t>
             </w:r>
           </w:p>
         </w:tc>
@@ -10074,7 +10300,7 @@
               <w:textAlignment w:val="baseline"/>
             </w:pPr>
             <w:r>
-              <w:t>No</w:t>
+              <w:t>Yes</w:t>
             </w:r>
           </w:p>
         </w:tc>
@@ -10145,7 +10371,7 @@
               <w:textAlignment w:val="baseline"/>
             </w:pPr>
             <w:r>
-              <w:t>Community Story</w:t>
+              <w:t>Referral Demo</w:t>
             </w:r>
           </w:p>
         </w:tc>
@@ -10167,7 +10393,7 @@
               <w:textAlignment w:val="baseline"/>
             </w:pPr>
             <w:r>
-              <w:t>chw_rw_video1.mp4</w:t>
+              <w:t>chw_rw_video2.mp4</w:t>
             </w:r>
           </w:p>
         </w:tc>
@@ -10184,193 +10410,8 @@
             <w:vAlign w:val="center"/>
           </w:tcPr>
           <w:p>
-            <w:pPr>
-              <w:spacing w:after="0" w:line="240" w:lineRule="auto"/>
-              <w:textAlignment w:val="baseline"/>
-            </w:pPr>
-            <w:r>
-              <w:t>chw_rw_video1_transcript.docx</w:t>
-            </w:r>
-          </w:p>
-        </w:tc>
-        <w:tc>
-          <w:tcPr>
-            <w:tcW w:w="1675" w:type="dxa"/>
-            <w:tcBorders>
-              <w:top w:val="single" w:sz="6" w:space="0" w:color="auto"/>
-              <w:left w:val="single" w:sz="6" w:space="0" w:color="auto"/>
-              <w:bottom w:val="single" w:sz="6" w:space="0" w:color="auto"/>
-              <w:right w:val="single" w:sz="6" w:space="0" w:color="auto"/>
-            </w:tcBorders>
-            <w:shd w:val="clear" w:color="auto" w:fill="FFFFFF"/>
-            <w:vAlign w:val="center"/>
-          </w:tcPr>
-          <w:p>
-            <w:pPr>
-              <w:spacing w:after="0" w:line="240" w:lineRule="auto"/>
-              <w:textAlignment w:val="baseline"/>
-            </w:pPr>
-            <w:r>
-              <w:t>chw_rw_video1.vtt</w:t>
-            </w:r>
-          </w:p>
-        </w:tc>
-        <w:tc>
-          <w:tcPr>
-            <w:tcW w:w="804" w:type="dxa"/>
-            <w:tcBorders>
-              <w:top w:val="single" w:sz="6" w:space="0" w:color="auto"/>
-              <w:left w:val="single" w:sz="6" w:space="0" w:color="auto"/>
-              <w:bottom w:val="single" w:sz="6" w:space="0" w:color="auto"/>
-              <w:right w:val="single" w:sz="6" w:space="0" w:color="auto"/>
-            </w:tcBorders>
-            <w:shd w:val="clear" w:color="auto" w:fill="FFFFFF"/>
-            <w:vAlign w:val="center"/>
-          </w:tcPr>
-          <w:p>
-            <w:pPr>
-              <w:spacing w:after="0" w:line="240" w:lineRule="auto"/>
-              <w:textAlignment w:val="baseline"/>
-            </w:pPr>
-            <w:r>
-              <w:t>Yes</w:t>
-            </w:r>
-          </w:p>
-        </w:tc>
-        <w:tc>
-          <w:tcPr>
-            <w:tcW w:w="543" w:type="dxa"/>
-            <w:tcBorders>
-              <w:top w:val="single" w:sz="6" w:space="0" w:color="auto"/>
-              <w:left w:val="single" w:sz="6" w:space="0" w:color="auto"/>
-              <w:bottom w:val="single" w:sz="6" w:space="0" w:color="auto"/>
-              <w:right w:val="single" w:sz="6" w:space="0" w:color="auto"/>
-            </w:tcBorders>
-            <w:shd w:val="clear" w:color="auto" w:fill="FFFFFF"/>
-            <w:vAlign w:val="center"/>
-          </w:tcPr>
-          <w:p>
-            <w:pPr>
-              <w:spacing w:after="0" w:line="240" w:lineRule="auto"/>
-              <w:textAlignment w:val="baseline"/>
-            </w:pPr>
-            <w:r>
-              <w:t>Yes</w:t>
-            </w:r>
-          </w:p>
-        </w:tc>
-      </w:tr>
-      <w:tr>
-        <w:trPr>
-          <w:trHeight w:val="300"/>
-        </w:trPr>
-        <w:tc>
-          <w:tcPr>
-            <w:tcW w:w="836" w:type="dxa"/>
-            <w:tcBorders>
-              <w:top w:val="single" w:sz="6" w:space="0" w:color="auto"/>
-              <w:left w:val="single" w:sz="6" w:space="0" w:color="auto"/>
-              <w:bottom w:val="single" w:sz="6" w:space="0" w:color="auto"/>
-              <w:right w:val="single" w:sz="6" w:space="0" w:color="auto"/>
-            </w:tcBorders>
-            <w:shd w:val="clear" w:color="auto" w:fill="FFFFFF"/>
-            <w:vAlign w:val="center"/>
-          </w:tcPr>
-          <w:p>
-            <w:pPr>
-              <w:spacing w:after="0" w:line="240" w:lineRule="auto"/>
-              <w:textAlignment w:val="baseline"/>
-            </w:pPr>
-            <w:r>
-              <w:t>CHW</w:t>
-            </w:r>
-          </w:p>
-        </w:tc>
-        <w:tc>
-          <w:tcPr>
-            <w:tcW w:w="846" w:type="dxa"/>
-            <w:tcBorders>
-              <w:top w:val="single" w:sz="6" w:space="0" w:color="auto"/>
-              <w:left w:val="single" w:sz="6" w:space="0" w:color="auto"/>
-              <w:bottom w:val="single" w:sz="6" w:space="0" w:color="auto"/>
-              <w:right w:val="single" w:sz="6" w:space="0" w:color="auto"/>
-            </w:tcBorders>
-            <w:shd w:val="clear" w:color="auto" w:fill="FFFFFF"/>
-            <w:vAlign w:val="center"/>
-          </w:tcPr>
-          <w:p>
-            <w:pPr>
-              <w:spacing w:after="0" w:line="240" w:lineRule="auto"/>
-              <w:textAlignment w:val="baseline"/>
-            </w:pPr>
-            <w:r>
-              <w:t>Kinyarwanda</w:t>
-            </w:r>
-          </w:p>
-        </w:tc>
-        <w:tc>
-          <w:tcPr>
-            <w:tcW w:w="627" w:type="dxa"/>
-            <w:tcBorders>
-              <w:top w:val="single" w:sz="6" w:space="0" w:color="auto"/>
-              <w:left w:val="single" w:sz="6" w:space="0" w:color="auto"/>
-              <w:bottom w:val="single" w:sz="6" w:space="0" w:color="auto"/>
-              <w:right w:val="single" w:sz="6" w:space="0" w:color="auto"/>
-            </w:tcBorders>
-            <w:shd w:val="clear" w:color="auto" w:fill="FFFFFF"/>
-            <w:vAlign w:val="center"/>
-          </w:tcPr>
-          <w:p>
-            <w:pPr>
-              <w:spacing w:after="0" w:line="240" w:lineRule="auto"/>
-              <w:textAlignment w:val="baseline"/>
-            </w:pPr>
-            <w:r>
-              <w:t>Referral Demo</w:t>
-            </w:r>
-          </w:p>
-        </w:tc>
-        <w:tc>
-          <w:tcPr>
-            <w:tcW w:w="1837" w:type="dxa"/>
-            <w:tcBorders>
-              <w:top w:val="single" w:sz="6" w:space="0" w:color="auto"/>
-              <w:left w:val="single" w:sz="6" w:space="0" w:color="auto"/>
-              <w:bottom w:val="single" w:sz="6" w:space="0" w:color="auto"/>
-              <w:right w:val="single" w:sz="6" w:space="0" w:color="auto"/>
-            </w:tcBorders>
-            <w:shd w:val="clear" w:color="auto" w:fill="FFFFFF"/>
-            <w:vAlign w:val="center"/>
-          </w:tcPr>
-          <w:p>
-            <w:pPr>
-              <w:spacing w:after="0" w:line="240" w:lineRule="auto"/>
-              <w:textAlignment w:val="baseline"/>
-            </w:pPr>
-            <w:r>
-              <w:t>chw_rw_video2.mp4</w:t>
-            </w:r>
-          </w:p>
-        </w:tc>
-        <w:tc>
-          <w:tcPr>
-            <w:tcW w:w="2752" w:type="dxa"/>
-            <w:tcBorders>
-              <w:top w:val="single" w:sz="6" w:space="0" w:color="auto"/>
-              <w:left w:val="single" w:sz="6" w:space="0" w:color="auto"/>
-              <w:bottom w:val="single" w:sz="6" w:space="0" w:color="auto"/>
-              <w:right w:val="single" w:sz="6" w:space="0" w:color="auto"/>
-            </w:tcBorders>
-            <w:shd w:val="clear" w:color="auto" w:fill="FFFFFF"/>
-            <w:vAlign w:val="center"/>
-          </w:tcPr>
-          <w:p>
-            <w:pPr>
-              <w:spacing w:after="0" w:line="240" w:lineRule="auto"/>
-              <w:textAlignment w:val="baseline"/>
-            </w:pPr>
-            <w:r>
-              <w:t>chw_rw_video2_transcript.docx</w:t>
+            <w:r>
+              <w:t>CHW_Kinyarwanda_Transcripts.docx → heading: “Referral Demo”</w:t>
             </w:r>
           </w:p>
         </w:tc>
